--- a/backend/apps/documents/docx_templates/1-合同模板/民商事代理合同.docx
+++ b/backend/apps/documents/docx_templates/1-合同模板/民商事代理合同.docx
@@ -4537,11 +4537,13 @@
                 <w:szCs w:val="21"/>
               </w:rPr>
             </w:pPr>
+            <w:bookmarkStart w:id="11" w:name="_GoBack"/>
             <w:r>
               <w:rPr>
                 <w:rFonts w:hint="default" w:ascii="宋体" w:hAnsi="宋体" w:cs="宋体"/>
                 <w:b/>
-                <w:sz w:val="24"/>
+                <w:sz w:val="21"/>
+                <w:szCs w:val="21"/>
               </w:rPr>
               <w:t>{{</w:t>
             </w:r>
@@ -4549,7 +4551,8 @@
               <w:rPr>
                 <w:rFonts w:hint="eastAsia" w:ascii="宋体" w:hAnsi="宋体" w:cs="宋体"/>
                 <w:b/>
-                <w:sz w:val="24"/>
+                <w:sz w:val="21"/>
+                <w:szCs w:val="21"/>
                 <w:lang w:val="en-US" w:eastAsia="zh-CN"/>
               </w:rPr>
               <w:t>委托人</w:t>
@@ -4558,10 +4561,12 @@
               <w:rPr>
                 <w:rFonts w:hint="default" w:ascii="宋体" w:hAnsi="宋体" w:cs="宋体"/>
                 <w:b/>
-                <w:sz w:val="24"/>
+                <w:sz w:val="21"/>
+                <w:szCs w:val="21"/>
               </w:rPr>
               <w:t>名称}}</w:t>
             </w:r>
+            <w:bookmarkEnd w:id="11"/>
           </w:p>
         </w:tc>
         <w:tc>
@@ -5651,58 +5656,116 @@
         </w:rPr>
       </w:pPr>
     </w:p>
+    <w:tbl>
+      <w:tblPr>
+        <w:tblStyle w:val="12"/>
+        <w:tblW w:w="0" w:type="auto"/>
+        <w:tblInd w:w="4420" w:type="dxa"/>
+        <w:tblBorders>
+          <w:top w:val="single" w:color="auto" w:sz="4" w:space="0"/>
+          <w:left w:val="single" w:color="auto" w:sz="4" w:space="0"/>
+          <w:bottom w:val="single" w:color="auto" w:sz="4" w:space="0"/>
+          <w:right w:val="single" w:color="auto" w:sz="4" w:space="0"/>
+          <w:insideH w:val="single" w:color="auto" w:sz="4" w:space="0"/>
+          <w:insideV w:val="single" w:color="auto" w:sz="4" w:space="0"/>
+        </w:tblBorders>
+        <w:tblLayout w:type="autofit"/>
+        <w:tblCellMar>
+          <w:top w:w="0" w:type="dxa"/>
+          <w:left w:w="108" w:type="dxa"/>
+          <w:bottom w:w="0" w:type="dxa"/>
+          <w:right w:w="108" w:type="dxa"/>
+        </w:tblCellMar>
+      </w:tblPr>
+      <w:tblGrid>
+        <w:gridCol w:w="5434"/>
+      </w:tblGrid>
+      <w:tr>
+        <w:tc>
+          <w:tcPr>
+            <w:tcW w:w="5434" w:type="dxa"/>
+            <w:tcBorders>
+              <w:top w:val="nil"/>
+              <w:left w:val="nil"/>
+              <w:bottom w:val="nil"/>
+              <w:right w:val="nil"/>
+            </w:tcBorders>
+          </w:tcPr>
+          <w:p>
+            <w:pPr>
+              <w:widowControl/>
+              <w:spacing w:after="75" w:line="315" w:lineRule="atLeast"/>
+              <w:jc w:val="both"/>
+              <w:rPr>
+                <w:rFonts w:hint="eastAsia" w:ascii="宋体" w:hAnsi="宋体" w:eastAsia="宋体" w:cs="宋体"/>
+                <w:color w:val="494949"/>
+                <w:kern w:val="0"/>
+                <w:szCs w:val="21"/>
+                <w:vertAlign w:val="baseline"/>
+              </w:rPr>
+            </w:pPr>
+            <w:r>
+              <w:rPr>
+                <w:rFonts w:hint="eastAsia" w:ascii="宋体" w:hAnsi="宋体" w:eastAsia="宋体" w:cs="宋体"/>
+                <w:color w:val="494949"/>
+                <w:kern w:val="0"/>
+                <w:szCs w:val="21"/>
+                <w:vertAlign w:val="baseline"/>
+              </w:rPr>
+              <w:t>委托方签字/盖章：{{委托人名称}}</w:t>
+            </w:r>
+          </w:p>
+        </w:tc>
+      </w:tr>
+      <w:tr>
+        <w:tc>
+          <w:tcPr>
+            <w:tcW w:w="5434" w:type="dxa"/>
+            <w:tcBorders>
+              <w:top w:val="nil"/>
+              <w:left w:val="nil"/>
+              <w:bottom w:val="nil"/>
+              <w:right w:val="nil"/>
+            </w:tcBorders>
+          </w:tcPr>
+          <w:p>
+            <w:pPr>
+              <w:widowControl/>
+              <w:spacing w:after="75" w:line="315" w:lineRule="atLeast"/>
+              <w:jc w:val="both"/>
+              <w:rPr>
+                <w:rFonts w:hint="eastAsia" w:ascii="宋体" w:hAnsi="宋体" w:eastAsia="宋体" w:cs="宋体"/>
+                <w:color w:val="494949"/>
+                <w:kern w:val="0"/>
+                <w:szCs w:val="21"/>
+                <w:vertAlign w:val="baseline"/>
+              </w:rPr>
+            </w:pPr>
+            <w:r>
+              <w:rPr>
+                <w:rFonts w:hint="eastAsia" w:ascii="宋体" w:hAnsi="宋体" w:eastAsia="宋体" w:cs="宋体"/>
+                <w:color w:val="494949"/>
+                <w:kern w:val="0"/>
+                <w:szCs w:val="21"/>
+                <w:vertAlign w:val="baseline"/>
+              </w:rPr>
+              <w:t>日期：{{指定日期}}</w:t>
+            </w:r>
+          </w:p>
+        </w:tc>
+      </w:tr>
+    </w:tbl>
     <w:p>
       <w:pPr>
         <w:widowControl/>
         <w:shd w:val="clear" w:color="auto" w:fill="FFFFFF"/>
         <w:spacing w:after="75" w:line="315" w:lineRule="atLeast"/>
-        <w:jc w:val="right"/>
-        <w:rPr>
-          <w:rFonts w:hint="default" w:ascii="宋体" w:hAnsi="宋体" w:eastAsia="宋体" w:cs="宋体"/>
-          <w:b/>
-          <w:bCs/>
-          <w:color w:val="494949"/>
-          <w:kern w:val="0"/>
-          <w:szCs w:val="21"/>
-        </w:rPr>
-      </w:pPr>
-      <w:r>
-        <w:rPr>
-          <w:rFonts w:hint="eastAsia" w:ascii="宋体" w:hAnsi="宋体" w:eastAsia="宋体" w:cs="宋体"/>
-          <w:b/>
-          <w:bCs/>
-          <w:color w:val="494949"/>
-          <w:kern w:val="0"/>
-          <w:szCs w:val="21"/>
-        </w:rPr>
-        <w:t>委托方签字/盖章：</w:t>
-      </w:r>
-      <w:r>
-        <w:rPr>
-          <w:rFonts w:hint="default" w:ascii="宋体" w:hAnsi="宋体" w:eastAsia="宋体" w:cs="宋体"/>
-          <w:b/>
-          <w:bCs/>
-          <w:color w:val="494949"/>
-          <w:kern w:val="0"/>
-          <w:szCs w:val="21"/>
-        </w:rPr>
-        <w:t>{{委托人名称}}</w:t>
-      </w:r>
-    </w:p>
-    <w:p>
-      <w:pPr>
-        <w:widowControl/>
-        <w:shd w:val="clear" w:color="auto" w:fill="FFFFFF"/>
-        <w:spacing w:after="75" w:line="315" w:lineRule="atLeast"/>
-        <w:jc w:val="right"/>
-        <w:rPr>
-          <w:rFonts w:hint="eastAsia" w:ascii="宋体" w:hAnsi="宋体" w:eastAsia="宋体" w:cs="宋体"/>
-          <w:b/>
-          <w:bCs/>
-          <w:color w:val="494949"/>
-          <w:kern w:val="0"/>
-          <w:szCs w:val="21"/>
-          <w:lang w:val="en-US" w:eastAsia="zh-CN"/>
+        <w:jc w:val="both"/>
+        <w:rPr>
+          <w:rFonts w:hint="eastAsia" w:ascii="宋体" w:hAnsi="宋体" w:eastAsia="宋体" w:cs="宋体"/>
+          <w:color w:val="494949"/>
+          <w:kern w:val="0"/>
+          <w:szCs w:val="21"/>
         </w:rPr>
       </w:pPr>
     </w:p>
@@ -5711,7 +5774,7 @@
         <w:widowControl/>
         <w:shd w:val="clear" w:color="auto" w:fill="FFFFFF"/>
         <w:spacing w:after="75" w:line="360" w:lineRule="auto"/>
-        <w:jc w:val="right"/>
+        <w:jc w:val="both"/>
         <w:rPr>
           <w:rFonts w:hint="eastAsia" w:eastAsia="宋体" w:cs="宋体" w:asciiTheme="minorEastAsia" w:hAnsiTheme="minorEastAsia"/>
           <w:color w:val="494949"/>
@@ -5721,30 +5784,6 @@
           <w:lang w:val="en-US" w:eastAsia="zh-CN"/>
         </w:rPr>
       </w:pPr>
-      <w:r>
-        <w:rPr>
-          <w:rFonts w:hint="eastAsia" w:ascii="宋体" w:hAnsi="宋体" w:eastAsia="宋体" w:cs="宋体"/>
-          <w:b/>
-          <w:bCs/>
-          <w:color w:val="494949"/>
-          <w:kern w:val="0"/>
-          <w:szCs w:val="21"/>
-          <w:lang w:val="en-US" w:eastAsia="zh-CN"/>
-        </w:rPr>
-        <w:t>日期：</w:t>
-      </w:r>
-      <w:r>
-        <w:rPr>
-          <w:rFonts w:hint="eastAsia" w:cs="宋体" w:asciiTheme="minorEastAsia" w:hAnsiTheme="minorEastAsia"/>
-          <w:color w:val="494949"/>
-          <w:kern w:val="0"/>
-          <w:szCs w:val="21"/>
-          <w:lang w:val="en-US" w:eastAsia="zh-CN"/>
-        </w:rPr>
-        <w:t>{{指定日期}}</w:t>
-      </w:r>
-      <w:bookmarkStart w:id="11" w:name="_GoBack"/>
-      <w:bookmarkEnd w:id="11"/>
     </w:p>
     <w:sectPr>
       <w:pgSz w:w="11906" w:h="16838"/>

--- a/backend/apps/documents/docx_templates/1-合同模板/民商事代理合同.docx
+++ b/backend/apps/documents/docx_templates/1-合同模板/民商事代理合同.docx
@@ -3155,7 +3155,37 @@
                 <w:sz w:val="24"/>
                 <w:vertAlign w:val="baseline"/>
               </w:rPr>
-              <w:t>：北京金诚同达（广州）律师事务所</w:t>
+              <w:t>：</w:t>
+            </w:r>
+          </w:p>
+          <w:p>
+            <w:pPr>
+              <w:keepNext w:val="0"/>
+              <w:keepLines w:val="0"/>
+              <w:pageBreakBefore w:val="0"/>
+              <w:kinsoku/>
+              <w:wordWrap/>
+              <w:overflowPunct/>
+              <w:topLinePunct w:val="0"/>
+              <w:autoSpaceDE/>
+              <w:autoSpaceDN/>
+              <w:bidi w:val="0"/>
+              <w:spacing w:line="360" w:lineRule="auto"/>
+              <w:rPr>
+                <w:rFonts w:hint="eastAsia" w:ascii="宋体" w:hAnsi="宋体" w:eastAsia="宋体" w:cs="宋体"/>
+                <w:sz w:val="24"/>
+                <w:vertAlign w:val="baseline"/>
+              </w:rPr>
+            </w:pPr>
+            <w:bookmarkStart w:id="11" w:name="_GoBack"/>
+            <w:bookmarkEnd w:id="11"/>
+            <w:r>
+              <w:rPr>
+                <w:rFonts w:hint="eastAsia" w:ascii="宋体" w:hAnsi="宋体" w:eastAsia="宋体" w:cs="宋体"/>
+                <w:sz w:val="24"/>
+                <w:vertAlign w:val="baseline"/>
+              </w:rPr>
+              <w:t>北京金诚同达（广州）律师事务所</w:t>
             </w:r>
           </w:p>
           <w:p>
@@ -4537,7 +4567,6 @@
                 <w:szCs w:val="21"/>
               </w:rPr>
             </w:pPr>
-            <w:bookmarkStart w:id="11" w:name="_GoBack"/>
             <w:r>
               <w:rPr>
                 <w:rFonts w:hint="default" w:ascii="宋体" w:hAnsi="宋体" w:cs="宋体"/>
@@ -4566,7 +4595,6 @@
               </w:rPr>
               <w:t>名称}}</w:t>
             </w:r>
-            <w:bookmarkEnd w:id="11"/>
           </w:p>
         </w:tc>
         <w:tc>

--- a/backend/apps/documents/docx_templates/1-合同模板/民商事代理合同.docx
+++ b/backend/apps/documents/docx_templates/1-合同模板/民商事代理合同.docx
@@ -19,7 +19,7 @@
           <w:b/>
           <w:szCs w:val="21"/>
         </w:rPr>
-        <w:t xml:space="preserve"> 金诚同达广诉字</w:t>
+        <w:t xml:space="preserve"> 广诉字</w:t>
       </w:r>
       <w:r>
         <w:rPr>
@@ -118,7 +118,7 @@
           <w:sz w:val="48"/>
           <w:szCs w:val="48"/>
         </w:rPr>
-        <w:t>北京金诚同达（广州）律师事务所</w:t>
+        <w:t>北京（广州）律师事务所</w:t>
       </w:r>
     </w:p>
     <w:p>
@@ -166,56 +166,6 @@
           <w:rFonts w:hint="eastAsia" w:ascii="宋体" w:hAnsi="宋体" w:eastAsia="宋体" w:cs="宋体"/>
         </w:rPr>
       </w:pPr>
-      <w:r>
-        <w:drawing>
-          <wp:inline distT="0" distB="0" distL="0" distR="0">
-            <wp:extent cx="2410460" cy="381635"/>
-            <wp:effectExtent l="0" t="0" r="2540" b="24765"/>
-            <wp:docPr id="4" name="图片 4"/>
-            <wp:cNvGraphicFramePr>
-              <a:graphicFrameLocks xmlns:a="http://schemas.openxmlformats.org/drawingml/2006/main" noChangeAspect="1"/>
-            </wp:cNvGraphicFramePr>
-            <a:graphic xmlns:a="http://schemas.openxmlformats.org/drawingml/2006/main">
-              <a:graphicData uri="http://schemas.openxmlformats.org/drawingml/2006/picture">
-                <pic:pic xmlns:pic="http://schemas.openxmlformats.org/drawingml/2006/picture">
-                  <pic:nvPicPr>
-                    <pic:cNvPr id="4" name="图片 4"/>
-                    <pic:cNvPicPr>
-                      <a:picLocks noChangeAspect="1" noChangeArrowheads="1"/>
-                    </pic:cNvPicPr>
-                  </pic:nvPicPr>
-                  <pic:blipFill>
-                    <a:blip r:embed="rId8" cstate="print">
-                      <a:extLst>
-                        <a:ext uri="{28A0092B-C50C-407E-A947-70E740481C1C}">
-                          <a14:useLocalDpi xmlns:a14="http://schemas.microsoft.com/office/drawing/2010/main" val="0"/>
-                        </a:ext>
-                      </a:extLst>
-                    </a:blip>
-                    <a:srcRect/>
-                    <a:stretch>
-                      <a:fillRect/>
-                    </a:stretch>
-                  </pic:blipFill>
-                  <pic:spPr>
-                    <a:xfrm>
-                      <a:off x="0" y="0"/>
-                      <a:ext cx="2471243" cy="391422"/>
-                    </a:xfrm>
-                    <a:prstGeom prst="rect">
-                      <a:avLst/>
-                    </a:prstGeom>
-                    <a:noFill/>
-                    <a:ln>
-                      <a:noFill/>
-                    </a:ln>
-                  </pic:spPr>
-                </pic:pic>
-              </a:graphicData>
-            </a:graphic>
-          </wp:inline>
-        </w:drawing>
-      </w:r>
     </w:p>
     <w:p>
       <w:pPr>
@@ -361,7 +311,7 @@
           <w:b/>
           <w:szCs w:val="21"/>
         </w:rPr>
-        <w:t>金诚同达广诉字</w:t>
+        <w:t>广诉字</w:t>
       </w:r>
       <w:r>
         <w:rPr>
@@ -435,7 +385,7 @@
           <w:b/>
           <w:sz w:val="24"/>
         </w:rPr>
-        <w:t>乙方：北京金诚同达（广州）律师事务所</w:t>
+        <w:t>乙方：北京（广州）律师事务所</w:t>
       </w:r>
     </w:p>
     <w:p>
@@ -455,13 +405,23 @@
         </w:rPr>
         <w:t>地址：</w:t>
       </w:r>
-      <w:r>
+    </w:p>
+    <w:p>
+      <w:pPr>
+        <w:spacing w:line="360" w:lineRule="auto"/>
         <w:rPr>
           <w:rFonts w:hint="eastAsia" w:ascii="宋体" w:hAnsi="宋体" w:eastAsia="宋体" w:cs="宋体"/>
           <w:bCs/>
           <w:sz w:val="24"/>
         </w:rPr>
-        <w:t>广州市天河区冼村路5号凯华国际中心42层</w:t>
+      </w:pPr>
+      <w:r>
+        <w:rPr>
+          <w:rFonts w:hint="eastAsia" w:ascii="宋体" w:hAnsi="宋体" w:eastAsia="宋体" w:cs="宋体"/>
+          <w:b/>
+          <w:sz w:val="24"/>
+        </w:rPr>
+        <w:t>电话：</w:t>
       </w:r>
     </w:p>
     <w:p>
@@ -479,41 +439,7 @@
           <w:b/>
           <w:sz w:val="24"/>
         </w:rPr>
-        <w:t>电话：</w:t>
-      </w:r>
-      <w:r>
-        <w:rPr>
-          <w:rFonts w:hint="eastAsia" w:ascii="宋体" w:hAnsi="宋体" w:eastAsia="宋体" w:cs="宋体"/>
-          <w:bCs/>
-          <w:sz w:val="24"/>
-        </w:rPr>
-        <w:t>020-38565666</w:t>
-      </w:r>
-    </w:p>
-    <w:p>
-      <w:pPr>
-        <w:spacing w:line="360" w:lineRule="auto"/>
-        <w:rPr>
-          <w:rFonts w:hint="eastAsia" w:ascii="宋体" w:hAnsi="宋体" w:eastAsia="宋体" w:cs="宋体"/>
-          <w:bCs/>
-          <w:sz w:val="24"/>
-        </w:rPr>
-      </w:pPr>
-      <w:r>
-        <w:rPr>
-          <w:rFonts w:hint="eastAsia" w:ascii="宋体" w:hAnsi="宋体" w:eastAsia="宋体" w:cs="宋体"/>
-          <w:b/>
-          <w:sz w:val="24"/>
-        </w:rPr>
         <w:t>传真：</w:t>
-      </w:r>
-      <w:r>
-        <w:rPr>
-          <w:rFonts w:hint="eastAsia" w:ascii="宋体" w:hAnsi="宋体" w:eastAsia="宋体" w:cs="宋体"/>
-          <w:bCs/>
-          <w:sz w:val="24"/>
-        </w:rPr>
-        <w:t>020-38565677/38565688</w:t>
       </w:r>
     </w:p>
     <w:p>
@@ -1607,7 +1533,7 @@
           <w:sz w:val="24"/>
           <w:szCs w:val="24"/>
         </w:rPr>
-        <w:t>收款人名称：北京金诚同达（广州）律师事务所</w:t>
+        <w:t>收款人名称：北京（广州）律师事务所</w:t>
       </w:r>
     </w:p>
     <w:p>
@@ -1644,7 +1570,7 @@
           <w:sz w:val="24"/>
           <w:szCs w:val="24"/>
         </w:rPr>
-        <w:t>收款账号：  4405 0147 0041 0913 4501</w:t>
+        <w:t xml:space="preserve">收款账号：  </w:t>
       </w:r>
     </w:p>
     <w:p>
@@ -1681,7 +1607,7 @@
           <w:sz w:val="24"/>
           <w:szCs w:val="24"/>
         </w:rPr>
-        <w:t>收款银行及地址：中国建设银行股份有限公司广州港湾广场支行</w:t>
+        <w:t>收款银行及地址：</w:t>
       </w:r>
     </w:p>
     <w:p>
@@ -1786,7 +1712,18 @@
           <w:sz w:val="24"/>
           <w:szCs w:val="24"/>
         </w:rPr>
-        <w:t>相关行政、司法、鉴定、公证及其他专业顾问等部门收取的费用；</w:t>
+        <w:t>相关行政、司法、鉴定、公证及其他专业顾问等部</w:t>
+      </w:r>
+      <w:bookmarkStart w:id="11" w:name="_GoBack"/>
+      <w:bookmarkEnd w:id="11"/>
+      <w:r>
+        <w:rPr>
+          <w:rFonts w:hint="eastAsia" w:ascii="宋体" w:hAnsi="宋体" w:eastAsia="宋体" w:cs="宋体"/>
+          <w:bCs/>
+          <w:sz w:val="24"/>
+          <w:szCs w:val="24"/>
+        </w:rPr>
+        <w:t>门收取的费用；</w:t>
       </w:r>
     </w:p>
     <w:p>
@@ -1821,7 +1758,7 @@
           <w:sz w:val="24"/>
           <w:szCs w:val="24"/>
         </w:rPr>
-        <w:t>佛山市外(包括远郊区县)发生的交通费、食宿费及通讯费、翻译费等</w:t>
+        <w:t>市外(包括远郊区县)发生的交通费、食宿费及通讯费、翻译费等</w:t>
       </w:r>
       <w:r>
         <w:rPr>
@@ -3177,15 +3114,13 @@
                 <w:vertAlign w:val="baseline"/>
               </w:rPr>
             </w:pPr>
-            <w:bookmarkStart w:id="11" w:name="_GoBack"/>
-            <w:bookmarkEnd w:id="11"/>
             <w:r>
               <w:rPr>
                 <w:rFonts w:hint="eastAsia" w:ascii="宋体" w:hAnsi="宋体" w:eastAsia="宋体" w:cs="宋体"/>
                 <w:sz w:val="24"/>
                 <w:vertAlign w:val="baseline"/>
               </w:rPr>
-              <w:t>北京金诚同达（广州）律师事务所</w:t>
+              <w:t>北京（广州）律师事务所</w:t>
             </w:r>
           </w:p>
           <w:p>
@@ -3920,7 +3855,7 @@
           <w:kern w:val="0"/>
           <w:sz w:val="24"/>
         </w:rPr>
-        <w:t>金诚同达律师事务所</w:t>
+        <w:t>律师事务所</w:t>
       </w:r>
       <w:bookmarkEnd w:id="10"/>
       <w:r>
@@ -3930,7 +3865,7 @@
           <w:kern w:val="0"/>
           <w:sz w:val="24"/>
         </w:rPr>
-        <w:t>是大型律师事务所，乙方为金诚同达律师事务所的分所之一。为避免本代理合同项下委托事项给金诚同达律师事务所其他律师（含金诚同达律师事务所总部及各分所律师，下同）造成执业不便，甲方在此确认：理解并认可金诚同达律师事务所律师可以接受甲方对方当事人其他事项的委托（若今后有此类委托发生）。但，甲乙双方特别约定：</w:t>
+        <w:t>是大型律师事务所，乙方为律师事务所的分所之一。为避免本代理合同项下委托事项给律师事务所其他律师（含律师事务所总部及各分所律师，下同）造成执业不便，甲方在此确认：理解并认可律师事务所律师可以接受甲方对方当事人其他事项的委托（若今后有此类委托发生）。但，甲乙双方特别约定：</w:t>
       </w:r>
     </w:p>
     <w:p>
@@ -3964,7 +3899,7 @@
           <w:kern w:val="0"/>
           <w:sz w:val="24"/>
         </w:rPr>
-        <w:t>1、对方当事人若有后续其他事项需委托金诚同达律师事务所代理的，该事项须是与本委托事项无关的、独立于本代理合同委托事项之外的事项。</w:t>
+        <w:t>1、对方当事人若有后续其他事项需委托律师事务所代理的，该事项须是与本委托事项无关的、独立于本代理合同委托事项之外的事项。</w:t>
       </w:r>
     </w:p>
     <w:p>
@@ -4304,7 +4239,7 @@
                 <w:szCs w:val="21"/>
                 <w:lang w:val="en-US" w:eastAsia="zh-CN"/>
               </w:rPr>
-              <w:t>北京金诚同达（广州）律师事务所</w:t>
+              <w:t>北京（广州）律师事务所</w:t>
             </w:r>
           </w:p>
         </w:tc>
@@ -4371,7 +4306,7 @@
                 <w:szCs w:val="21"/>
                 <w:lang w:val="en-US" w:eastAsia="zh-Hans"/>
               </w:rPr>
-              <w:t>金诚同达广诉字（</w:t>
+              <w:t>广诉字（</w:t>
             </w:r>
             <w:r>
               <w:rPr>
@@ -6115,55 +6050,6 @@
     <w:pPr>
       <w:pStyle w:val="8"/>
     </w:pPr>
-    <w:r>
-      <w:drawing>
-        <wp:inline distT="0" distB="0" distL="0" distR="0">
-          <wp:extent cx="6120130" cy="523240"/>
-          <wp:effectExtent l="0" t="0" r="1270" b="10160"/>
-          <wp:docPr id="3" name="图片 3"/>
-          <wp:cNvGraphicFramePr>
-            <a:graphicFrameLocks xmlns:a="http://schemas.openxmlformats.org/drawingml/2006/main" noChangeAspect="1"/>
-          </wp:cNvGraphicFramePr>
-          <a:graphic xmlns:a="http://schemas.openxmlformats.org/drawingml/2006/main">
-            <a:graphicData uri="http://schemas.openxmlformats.org/drawingml/2006/picture">
-              <pic:pic xmlns:pic="http://schemas.openxmlformats.org/drawingml/2006/picture">
-                <pic:nvPicPr>
-                  <pic:cNvPr id="3" name="图片 3"/>
-                  <pic:cNvPicPr>
-                    <a:picLocks noChangeAspect="1"/>
-                  </pic:cNvPicPr>
-                </pic:nvPicPr>
-                <pic:blipFill>
-                  <a:blip r:embed="rId1">
-                    <a:extLst>
-                      <a:ext uri="{28A0092B-C50C-407E-A947-70E740481C1C}">
-                        <a14:useLocalDpi xmlns:a14="http://schemas.microsoft.com/office/drawing/2010/main" val="0"/>
-                      </a:ext>
-                    </a:extLst>
-                  </a:blip>
-                  <a:srcRect t="1749" b="1749"/>
-                  <a:stretch>
-                    <a:fillRect/>
-                  </a:stretch>
-                </pic:blipFill>
-                <pic:spPr>
-                  <a:xfrm>
-                    <a:off x="0" y="0"/>
-                    <a:ext cx="6120130" cy="523240"/>
-                  </a:xfrm>
-                  <a:prstGeom prst="rect">
-                    <a:avLst/>
-                  </a:prstGeom>
-                  <a:ln>
-                    <a:noFill/>
-                  </a:ln>
-                </pic:spPr>
-              </pic:pic>
-            </a:graphicData>
-          </a:graphic>
-        </wp:inline>
-      </w:drawing>
-    </w:r>
   </w:p>
 </w:hdr>
 </file>
@@ -6174,55 +6060,6 @@
     <w:pPr>
       <w:pStyle w:val="8"/>
     </w:pPr>
-    <w:r>
-      <w:drawing>
-        <wp:inline distT="0" distB="0" distL="0" distR="0">
-          <wp:extent cx="6120130" cy="515620"/>
-          <wp:effectExtent l="0" t="0" r="1270" b="17780"/>
-          <wp:docPr id="5" name="图片 5"/>
-          <wp:cNvGraphicFramePr>
-            <a:graphicFrameLocks xmlns:a="http://schemas.openxmlformats.org/drawingml/2006/main" noChangeAspect="1"/>
-          </wp:cNvGraphicFramePr>
-          <a:graphic xmlns:a="http://schemas.openxmlformats.org/drawingml/2006/main">
-            <a:graphicData uri="http://schemas.openxmlformats.org/drawingml/2006/picture">
-              <pic:pic xmlns:pic="http://schemas.openxmlformats.org/drawingml/2006/picture">
-                <pic:nvPicPr>
-                  <pic:cNvPr id="5" name="图片 5"/>
-                  <pic:cNvPicPr>
-                    <a:picLocks noChangeAspect="1"/>
-                  </pic:cNvPicPr>
-                </pic:nvPicPr>
-                <pic:blipFill>
-                  <a:blip r:embed="rId1">
-                    <a:extLst>
-                      <a:ext uri="{28A0092B-C50C-407E-A947-70E740481C1C}">
-                        <a14:useLocalDpi xmlns:a14="http://schemas.microsoft.com/office/drawing/2010/main" val="0"/>
-                      </a:ext>
-                    </a:extLst>
-                  </a:blip>
-                  <a:srcRect t="1749" b="1749"/>
-                  <a:stretch>
-                    <a:fillRect/>
-                  </a:stretch>
-                </pic:blipFill>
-                <pic:spPr>
-                  <a:xfrm>
-                    <a:off x="0" y="0"/>
-                    <a:ext cx="6120130" cy="515620"/>
-                  </a:xfrm>
-                  <a:prstGeom prst="rect">
-                    <a:avLst/>
-                  </a:prstGeom>
-                  <a:ln>
-                    <a:noFill/>
-                  </a:ln>
-                </pic:spPr>
-              </pic:pic>
-            </a:graphicData>
-          </a:graphic>
-        </wp:inline>
-      </w:drawing>
-    </w:r>
   </w:p>
 </w:hdr>
 </file>
